--- a/resources/CV.docx
+++ b/resources/CV.docx
@@ -312,15 +312,31 @@
         <w:rPr>
           <w:sz w:val="24"/>
         </w:rPr>
-        <w:t>{{names | length}}</w:t>
-      </w:r>
-      <w:r>
-        <w:rPr>
-          <w:rFonts w:ascii="Microsoft YaHei" w:eastAsia="Microsoft YaHei" w:hAnsi="Microsoft YaHei" w:cs="Microsoft YaHei"/>
-          <w:color w:val="081C36"/>
-          <w:shd w:val="clear" w:color="auto" w:fill="FFFFFF"/>
-        </w:rPr>
-        <w:t>人申请中国签证:</w:t>
+        <w:t>{{names | length</w:t>
+      </w:r>
+      <w:proofErr w:type="gramStart"/>
+      <w:r>
+        <w:rPr>
+          <w:sz w:val="24"/>
+        </w:rPr>
+        <w:t>}}</w:t>
+      </w:r>
+      <w:r>
+        <w:rPr>
+          <w:rFonts w:ascii="Microsoft YaHei" w:eastAsia="Microsoft YaHei" w:hAnsi="Microsoft YaHei" w:cs="Microsoft YaHei"/>
+          <w:color w:val="081C36"/>
+          <w:shd w:val="clear" w:color="auto" w:fill="FFFFFF"/>
+        </w:rPr>
+        <w:t>人申请中国签证</w:t>
+      </w:r>
+      <w:proofErr w:type="gramEnd"/>
+      <w:r>
+        <w:rPr>
+          <w:rFonts w:ascii="Microsoft YaHei" w:eastAsia="Microsoft YaHei" w:hAnsi="Microsoft YaHei" w:cs="Microsoft YaHei"/>
+          <w:color w:val="081C36"/>
+          <w:shd w:val="clear" w:color="auto" w:fill="FFFFFF"/>
+        </w:rPr>
+        <w:t>:</w:t>
       </w:r>
     </w:p>
     <w:p>
@@ -363,7 +379,21 @@
         <w:rPr>
           <w:sz w:val="24"/>
         </w:rPr>
-        <w:t>{{visa_type_first}}</w:t>
+        <w:t>{{</w:t>
+      </w:r>
+      <w:proofErr w:type="spellStart"/>
+      <w:r>
+        <w:rPr>
+          <w:sz w:val="24"/>
+        </w:rPr>
+        <w:t>visa_type_first</w:t>
+      </w:r>
+      <w:proofErr w:type="spellEnd"/>
+      <w:r>
+        <w:rPr>
+          <w:sz w:val="24"/>
+        </w:rPr>
+        <w:t>}}</w:t>
       </w:r>
       <w:r>
         <w:rPr>
@@ -436,7 +466,21 @@
         <w:rPr>
           <w:sz w:val="24"/>
         </w:rPr>
-        <w:t>{{visa_type_number}}</w:t>
+        <w:t>{{</w:t>
+      </w:r>
+      <w:proofErr w:type="spellStart"/>
+      <w:r>
+        <w:rPr>
+          <w:sz w:val="24"/>
+        </w:rPr>
+        <w:t>visa_type_number</w:t>
+      </w:r>
+      <w:proofErr w:type="spellEnd"/>
+      <w:r>
+        <w:rPr>
+          <w:sz w:val="24"/>
+        </w:rPr>
+        <w:t>}}</w:t>
       </w:r>
       <w:r>
         <w:rPr>
@@ -468,7 +512,21 @@
         <w:rPr>
           <w:sz w:val="24"/>
         </w:rPr>
-        <w:t>{{submit_year_yyyy}}</w:t>
+        <w:t>{{</w:t>
+      </w:r>
+      <w:proofErr w:type="spellStart"/>
+      <w:r>
+        <w:rPr>
+          <w:sz w:val="24"/>
+        </w:rPr>
+        <w:t>submit_year_yyyy</w:t>
+      </w:r>
+      <w:proofErr w:type="spellEnd"/>
+      <w:r>
+        <w:rPr>
+          <w:sz w:val="24"/>
+        </w:rPr>
+        <w:t>}}</w:t>
       </w:r>
       <w:r>
         <w:rPr>
@@ -496,7 +554,21 @@
         <w:rPr>
           <w:sz w:val="24"/>
         </w:rPr>
-        <w:t>{{submit_month_mm}}</w:t>
+        <w:t>{{</w:t>
+      </w:r>
+      <w:proofErr w:type="spellStart"/>
+      <w:r>
+        <w:rPr>
+          <w:sz w:val="24"/>
+        </w:rPr>
+        <w:t>submit_month_mm</w:t>
+      </w:r>
+      <w:proofErr w:type="spellEnd"/>
+      <w:r>
+        <w:rPr>
+          <w:sz w:val="24"/>
+        </w:rPr>
+        <w:t>}}</w:t>
       </w:r>
       <w:r>
         <w:rPr>
@@ -524,13 +596,21 @@
         <w:rPr>
           <w:sz w:val="24"/>
         </w:rPr>
-        <w:t>{{submit_day_dd}}</w:t>
-      </w:r>
-      <w:r>
-        <w:rPr>
-          <w:sz w:val="24"/>
-        </w:rPr>
-        <w:t xml:space="preserve"> </w:t>
+        <w:t>{{</w:t>
+      </w:r>
+      <w:proofErr w:type="spellStart"/>
+      <w:r>
+        <w:rPr>
+          <w:sz w:val="24"/>
+        </w:rPr>
+        <w:t>submit_day_dd</w:t>
+      </w:r>
+      <w:proofErr w:type="spellEnd"/>
+      <w:r>
+        <w:rPr>
+          <w:sz w:val="24"/>
+        </w:rPr>
+        <w:t xml:space="preserve">}} </w:t>
       </w:r>
       <w:r>
         <w:rPr>
@@ -562,8 +642,8 @@
     <w:tbl>
       <w:tblPr>
         <w:tblStyle w:val="TableGrid"/>
-        <w:tblW w:w="10214" w:type="dxa"/>
-        <w:tblInd w:w="-572" w:type="dxa"/>
+        <w:tblW w:w="10803" w:type="dxa"/>
+        <w:tblInd w:w="-1247" w:type="dxa"/>
         <w:tblLook w:val="04A0" w:firstRow="1" w:lastRow="0" w:firstColumn="1" w:lastColumn="0" w:noHBand="0" w:noVBand="1"/>
       </w:tblPr>
       <w:tblGrid>
@@ -581,7 +661,7 @@
         </w:trPr>
         <w:tc>
           <w:tcPr>
-            <w:tcW w:w="518" w:type="dxa"/>
+            <w:tcW w:w="416" w:type="dxa"/>
           </w:tcPr>
           <w:p>
             <w:pPr>
@@ -606,7 +686,7 @@
         </w:tc>
         <w:tc>
           <w:tcPr>
-            <w:tcW w:w="1917" w:type="dxa"/>
+            <w:tcW w:w="1130" w:type="dxa"/>
           </w:tcPr>
           <w:p>
             <w:pPr>
@@ -767,7 +847,7 @@
         </w:tc>
         <w:tc>
           <w:tcPr>
-            <w:tcW w:w="1322" w:type="dxa"/>
+            <w:tcW w:w="2800" w:type="dxa"/>
           </w:tcPr>
           <w:p>
             <w:pPr>
@@ -797,7 +877,7 @@
         </w:trPr>
         <w:tc>
           <w:tcPr>
-            <w:tcW w:w="518" w:type="dxa"/>
+            <w:tcW w:w="416" w:type="dxa"/>
           </w:tcPr>
           <w:p>
             <w:pPr>
@@ -824,7 +904,7 @@
         </w:tc>
         <w:tc>
           <w:tcPr>
-            <w:tcW w:w="1917" w:type="dxa"/>
+            <w:tcW w:w="1130" w:type="dxa"/>
           </w:tcPr>
           <w:p>
             <w:pPr>
@@ -835,8 +915,13 @@
                 <w:shd w:val="clear" w:color="auto" w:fill="FFFFFF"/>
               </w:rPr>
             </w:pPr>
-            <w:r>
-              <w:t>{{ names | join('\n') }}</w:t>
+            <w:proofErr w:type="gramStart"/>
+            <w:r>
+              <w:t>{{ names</w:t>
+            </w:r>
+            <w:proofErr w:type="gramEnd"/>
+            <w:r>
+              <w:t xml:space="preserve"> | join('\n') }}</w:t>
             </w:r>
           </w:p>
         </w:tc>
@@ -876,7 +961,15 @@
               </w:rPr>
             </w:pPr>
             <w:r>
-              <w:t>{{birth_date_dd_mm_yyyy}}</w:t>
+              <w:t>{{</w:t>
+            </w:r>
+            <w:proofErr w:type="spellStart"/>
+            <w:r>
+              <w:t>birth_date_dd_mm_yyyy</w:t>
+            </w:r>
+            <w:proofErr w:type="spellEnd"/>
+            <w:r>
+              <w:t>}}</w:t>
             </w:r>
           </w:p>
         </w:tc>
@@ -915,13 +1008,21 @@
               </w:rPr>
             </w:pPr>
             <w:r>
-              <w:t>{{passportNo}}</w:t>
+              <w:t>{{</w:t>
+            </w:r>
+            <w:proofErr w:type="spellStart"/>
+            <w:r>
+              <w:t>passportNo</w:t>
+            </w:r>
+            <w:proofErr w:type="spellEnd"/>
+            <w:r>
+              <w:t>}}</w:t>
             </w:r>
           </w:p>
         </w:tc>
         <w:tc>
           <w:tcPr>
-            <w:tcW w:w="1322" w:type="dxa"/>
+            <w:tcW w:w="2800" w:type="dxa"/>
             <w:vAlign w:val="bottom"/>
           </w:tcPr>
           <w:p>
@@ -934,7 +1035,15 @@
               </w:rPr>
             </w:pPr>
             <w:r>
-              <w:t>{{expired_day_dd_mm_yyyy}}</w:t>
+              <w:t>{{</w:t>
+            </w:r>
+            <w:proofErr w:type="spellStart"/>
+            <w:r>
+              <w:t>expired_day_dd_mm_yyyy</w:t>
+            </w:r>
+            <w:proofErr w:type="spellEnd"/>
+            <w:r>
+              <w:t>}}</w:t>
             </w:r>
           </w:p>
         </w:tc>
@@ -996,55 +1105,85 @@
         <w:rPr>
           <w:sz w:val="24"/>
         </w:rPr>
-        <w:t>{{submit_year_yyyy}}</w:t>
-      </w:r>
-      <w:r>
-        <w:rPr>
-          <w:sz w:val="24"/>
+        <w:t>{{</w:t>
+      </w:r>
+      <w:proofErr w:type="spellStart"/>
+      <w:r>
+        <w:rPr>
+          <w:sz w:val="24"/>
+        </w:rPr>
+        <w:t>submit_year_yyyy</w:t>
+      </w:r>
+      <w:proofErr w:type="spellEnd"/>
+      <w:r>
+        <w:rPr>
+          <w:sz w:val="24"/>
+        </w:rPr>
+        <w:t xml:space="preserve">}} </w:t>
+      </w:r>
+      <w:r>
+        <w:rPr>
+          <w:rFonts w:ascii="Microsoft YaHei" w:eastAsia="Microsoft YaHei" w:hAnsi="Microsoft YaHei" w:cs="Microsoft YaHei" w:hint="eastAsia"/>
+          <w:color w:val="081C36"/>
+          <w:shd w:val="clear" w:color="auto" w:fill="FFFFFF"/>
+        </w:rPr>
+        <w:t>年</w:t>
+      </w:r>
+      <w:r>
+        <w:rPr>
+          <w:rFonts w:ascii="Microsoft YaHei" w:eastAsia="Microsoft YaHei" w:hAnsi="Microsoft YaHei" w:cs="Microsoft YaHei" w:hint="eastAsia"/>
+          <w:color w:val="081C36"/>
+          <w:shd w:val="clear" w:color="auto" w:fill="FFFFFF"/>
         </w:rPr>
         <w:t xml:space="preserve"> </w:t>
       </w:r>
       <w:r>
         <w:rPr>
+          <w:sz w:val="24"/>
+        </w:rPr>
+        <w:t>{{</w:t>
+      </w:r>
+      <w:proofErr w:type="spellStart"/>
+      <w:r>
+        <w:rPr>
+          <w:sz w:val="24"/>
+        </w:rPr>
+        <w:t>submit_month_mm</w:t>
+      </w:r>
+      <w:proofErr w:type="spellEnd"/>
+      <w:r>
+        <w:rPr>
+          <w:sz w:val="24"/>
+        </w:rPr>
+        <w:t xml:space="preserve">}} </w:t>
+      </w:r>
+      <w:r>
+        <w:rPr>
           <w:rFonts w:ascii="Microsoft YaHei" w:eastAsia="Microsoft YaHei" w:hAnsi="Microsoft YaHei" w:cs="Microsoft YaHei" w:hint="eastAsia"/>
           <w:color w:val="081C36"/>
           <w:shd w:val="clear" w:color="auto" w:fill="FFFFFF"/>
         </w:rPr>
-        <w:t>年</w:t>
-      </w:r>
-      <w:r>
-        <w:rPr>
-          <w:rFonts w:ascii="Microsoft YaHei" w:eastAsia="Microsoft YaHei" w:hAnsi="Microsoft YaHei" w:cs="Microsoft YaHei" w:hint="eastAsia"/>
-          <w:color w:val="081C36"/>
-          <w:shd w:val="clear" w:color="auto" w:fill="FFFFFF"/>
-        </w:rPr>
-        <w:t xml:space="preserve"> </w:t>
-      </w:r>
-      <w:r>
-        <w:rPr>
-          <w:sz w:val="24"/>
-        </w:rPr>
-        <w:t>{{submit_month_mm}}</w:t>
-      </w:r>
-      <w:r>
-        <w:rPr>
-          <w:sz w:val="24"/>
-        </w:rPr>
-        <w:t xml:space="preserve"> </w:t>
-      </w:r>
-      <w:r>
-        <w:rPr>
-          <w:rFonts w:ascii="Microsoft YaHei" w:eastAsia="Microsoft YaHei" w:hAnsi="Microsoft YaHei" w:cs="Microsoft YaHei" w:hint="eastAsia"/>
-          <w:color w:val="081C36"/>
-          <w:shd w:val="clear" w:color="auto" w:fill="FFFFFF"/>
-        </w:rPr>
         <w:t>月</w:t>
       </w:r>
       <w:r>
         <w:rPr>
           <w:sz w:val="24"/>
         </w:rPr>
-        <w:t>{{submit_day_dd}}</w:t>
+        <w:t>{{</w:t>
+      </w:r>
+      <w:proofErr w:type="spellStart"/>
+      <w:r>
+        <w:rPr>
+          <w:sz w:val="24"/>
+        </w:rPr>
+        <w:t>submit_day_dd</w:t>
+      </w:r>
+      <w:proofErr w:type="spellEnd"/>
+      <w:r>
+        <w:rPr>
+          <w:sz w:val="24"/>
+        </w:rPr>
+        <w:t>}}</w:t>
       </w:r>
       <w:r>
         <w:rPr>

--- a/resources/CV.docx
+++ b/resources/CV.docx
@@ -643,17 +643,18 @@
       <w:tblPr>
         <w:tblStyle w:val="TableGrid"/>
         <w:tblW w:w="10803" w:type="dxa"/>
-        <w:tblInd w:w="-1247" w:type="dxa"/>
+        <w:tblInd w:w="-1252" w:type="dxa"/>
+        <w:tblLayout w:type="fixed"/>
         <w:tblLook w:val="04A0" w:firstRow="1" w:lastRow="0" w:firstColumn="1" w:lastColumn="0" w:noHBand="0" w:noVBand="1"/>
       </w:tblPr>
       <w:tblGrid>
         <w:gridCol w:w="416"/>
-        <w:gridCol w:w="1130"/>
-        <w:gridCol w:w="867"/>
-        <w:gridCol w:w="2622"/>
-        <w:gridCol w:w="1456"/>
-        <w:gridCol w:w="1512"/>
-        <w:gridCol w:w="2800"/>
+        <w:gridCol w:w="3261"/>
+        <w:gridCol w:w="810"/>
+        <w:gridCol w:w="1620"/>
+        <w:gridCol w:w="1530"/>
+        <w:gridCol w:w="1350"/>
+        <w:gridCol w:w="1816"/>
       </w:tblGrid>
       <w:tr>
         <w:trPr>
@@ -686,7 +687,7 @@
         </w:tc>
         <w:tc>
           <w:tcPr>
-            <w:tcW w:w="1130" w:type="dxa"/>
+            <w:tcW w:w="3261" w:type="dxa"/>
           </w:tcPr>
           <w:p>
             <w:pPr>
@@ -729,7 +730,7 @@
         </w:tc>
         <w:tc>
           <w:tcPr>
-            <w:tcW w:w="867" w:type="dxa"/>
+            <w:tcW w:w="810" w:type="dxa"/>
           </w:tcPr>
           <w:p>
             <w:pPr>
@@ -772,7 +773,7 @@
         </w:tc>
         <w:tc>
           <w:tcPr>
-            <w:tcW w:w="2622" w:type="dxa"/>
+            <w:tcW w:w="1620" w:type="dxa"/>
           </w:tcPr>
           <w:p>
             <w:pPr>
@@ -797,7 +798,7 @@
         </w:tc>
         <w:tc>
           <w:tcPr>
-            <w:tcW w:w="1456" w:type="dxa"/>
+            <w:tcW w:w="1530" w:type="dxa"/>
           </w:tcPr>
           <w:p>
             <w:pPr>
@@ -822,7 +823,7 @@
         </w:tc>
         <w:tc>
           <w:tcPr>
-            <w:tcW w:w="1512" w:type="dxa"/>
+            <w:tcW w:w="1350" w:type="dxa"/>
           </w:tcPr>
           <w:p>
             <w:pPr>
@@ -847,7 +848,7 @@
         </w:tc>
         <w:tc>
           <w:tcPr>
-            <w:tcW w:w="2800" w:type="dxa"/>
+            <w:tcW w:w="1816" w:type="dxa"/>
           </w:tcPr>
           <w:p>
             <w:pPr>
@@ -904,7 +905,7 @@
         </w:tc>
         <w:tc>
           <w:tcPr>
-            <w:tcW w:w="1130" w:type="dxa"/>
+            <w:tcW w:w="3261" w:type="dxa"/>
           </w:tcPr>
           <w:p>
             <w:pPr>
@@ -927,7 +928,7 @@
         </w:tc>
         <w:tc>
           <w:tcPr>
-            <w:tcW w:w="867" w:type="dxa"/>
+            <w:tcW w:w="810" w:type="dxa"/>
             <w:vAlign w:val="bottom"/>
           </w:tcPr>
           <w:p>
@@ -947,7 +948,7 @@
         </w:tc>
         <w:tc>
           <w:tcPr>
-            <w:tcW w:w="2622" w:type="dxa"/>
+            <w:tcW w:w="1620" w:type="dxa"/>
             <w:vAlign w:val="bottom"/>
           </w:tcPr>
           <w:p>
@@ -975,7 +976,7 @@
         </w:tc>
         <w:tc>
           <w:tcPr>
-            <w:tcW w:w="1456" w:type="dxa"/>
+            <w:tcW w:w="1530" w:type="dxa"/>
             <w:vAlign w:val="bottom"/>
           </w:tcPr>
           <w:p>
@@ -995,7 +996,7 @@
         </w:tc>
         <w:tc>
           <w:tcPr>
-            <w:tcW w:w="1512" w:type="dxa"/>
+            <w:tcW w:w="1350" w:type="dxa"/>
             <w:vAlign w:val="bottom"/>
           </w:tcPr>
           <w:p>
@@ -1022,7 +1023,7 @@
         </w:tc>
         <w:tc>
           <w:tcPr>
-            <w:tcW w:w="2800" w:type="dxa"/>
+            <w:tcW w:w="1816" w:type="dxa"/>
             <w:vAlign w:val="bottom"/>
           </w:tcPr>
           <w:p>

--- a/resources/CV.docx
+++ b/resources/CV.docx
@@ -878,6 +878,34 @@
         </w:trPr>
         <w:tc>
           <w:tcPr>
+            <w:tcW w:w="10803" w:type="dxa"/>
+            <w:gridSpan w:val="7"/>
+          </w:tcPr>
+          <w:p>
+            <w:pPr>
+              <w:spacing w:before="120" w:after="120"/>
+              <w:jc w:val="left"/>
+              <w:rPr>
+                <w:color w:val="081C36"/>
+                <w:shd w:val="clear" w:color="auto" w:fill="FFFFFF"/>
+              </w:rPr>
+            </w:pPr>
+            <w:r>
+              <w:rPr>
+                <w:color w:val="081C36"/>
+                <w:shd w:val="clear" w:color="auto" w:fill="FFFFFF"/>
+              </w:rPr>
+              <w:t>{%tr for p in passengers %}</w:t>
+            </w:r>
+          </w:p>
+        </w:tc>
+      </w:tr>
+      <w:tr>
+        <w:trPr>
+          <w:trHeight w:val="479"/>
+        </w:trPr>
+        <w:tc>
+          <w:tcPr>
             <w:tcW w:w="416" w:type="dxa"/>
           </w:tcPr>
           <w:p>
@@ -899,7 +927,27 @@
                 <w:color w:val="081C36"/>
                 <w:shd w:val="clear" w:color="auto" w:fill="FFFFFF"/>
               </w:rPr>
-              <w:t>1</w:t>
+              <w:t>{{</w:t>
+            </w:r>
+            <w:proofErr w:type="spellStart"/>
+            <w:proofErr w:type="gramStart"/>
+            <w:r>
+              <w:rPr>
+                <w:rFonts w:eastAsia="Microsoft YaHei"/>
+                <w:color w:val="081C36"/>
+                <w:shd w:val="clear" w:color="auto" w:fill="FFFFFF"/>
+              </w:rPr>
+              <w:t>loop.index</w:t>
+            </w:r>
+            <w:proofErr w:type="spellEnd"/>
+            <w:proofErr w:type="gramEnd"/>
+            <w:r>
+              <w:rPr>
+                <w:rFonts w:eastAsia="Microsoft YaHei"/>
+                <w:color w:val="081C36"/>
+                <w:shd w:val="clear" w:color="auto" w:fill="FFFFFF"/>
+              </w:rPr>
+              <w:t>}}</w:t>
             </w:r>
           </w:p>
         </w:tc>
@@ -910,19 +958,9 @@
           <w:p>
             <w:pPr>
               <w:spacing w:before="120" w:after="120"/>
-              <w:rPr>
-                <w:rFonts w:eastAsia="Microsoft YaHei"/>
-                <w:color w:val="081C36"/>
-                <w:shd w:val="clear" w:color="auto" w:fill="FFFFFF"/>
-              </w:rPr>
             </w:pPr>
-            <w:proofErr w:type="gramStart"/>
-            <w:r>
-              <w:t>{{ names</w:t>
-            </w:r>
-            <w:proofErr w:type="gramEnd"/>
-            <w:r>
-              <w:t xml:space="preserve"> | join('\n') }}</w:t>
+            <w:r>
+              <w:t>{{p.name}}</w:t>
             </w:r>
           </w:p>
         </w:tc>
@@ -935,11 +973,6 @@
             <w:pPr>
               <w:spacing w:before="120" w:after="120"/>
               <w:jc w:val="center"/>
-              <w:rPr>
-                <w:rFonts w:eastAsia="Microsoft YaHei"/>
-                <w:color w:val="081C36"/>
-                <w:shd w:val="clear" w:color="auto" w:fill="FFFFFF"/>
-              </w:rPr>
             </w:pPr>
             <w:r>
               <w:t>{{sex}}</w:t>
@@ -955,11 +988,6 @@
             <w:pPr>
               <w:spacing w:before="120" w:after="120"/>
               <w:jc w:val="center"/>
-              <w:rPr>
-                <w:rFonts w:eastAsia="Microsoft YaHei"/>
-                <w:color w:val="081C36"/>
-                <w:shd w:val="clear" w:color="auto" w:fill="FFFFFF"/>
-              </w:rPr>
             </w:pPr>
             <w:r>
               <w:t>{{</w:t>
@@ -983,11 +1011,6 @@
             <w:pPr>
               <w:spacing w:before="120" w:after="120"/>
               <w:jc w:val="center"/>
-              <w:rPr>
-                <w:rFonts w:eastAsia="Microsoft YaHei"/>
-                <w:color w:val="081C36"/>
-                <w:shd w:val="clear" w:color="auto" w:fill="FFFFFF"/>
-              </w:rPr>
             </w:pPr>
             <w:r>
               <w:t>{{nationality}}</w:t>
@@ -1002,11 +1025,6 @@
           <w:p>
             <w:pPr>
               <w:spacing w:before="120" w:after="120"/>
-              <w:rPr>
-                <w:rFonts w:eastAsia="Microsoft YaHei"/>
-                <w:color w:val="081C36"/>
-                <w:shd w:val="clear" w:color="auto" w:fill="FFFFFF"/>
-              </w:rPr>
             </w:pPr>
             <w:r>
               <w:t>{{</w:t>
@@ -1030,10 +1048,6 @@
             <w:pPr>
               <w:spacing w:before="120" w:after="120"/>
               <w:jc w:val="center"/>
-              <w:rPr>
-                <w:color w:val="081C36"/>
-                <w:shd w:val="clear" w:color="auto" w:fill="FFFFFF"/>
-              </w:rPr>
             </w:pPr>
             <w:r>
               <w:t>{{</w:t>
@@ -1045,6 +1059,26 @@
             <w:proofErr w:type="spellEnd"/>
             <w:r>
               <w:t>}}</w:t>
+            </w:r>
+          </w:p>
+        </w:tc>
+      </w:tr>
+      <w:tr>
+        <w:trPr>
+          <w:trHeight w:val="479"/>
+        </w:trPr>
+        <w:tc>
+          <w:tcPr>
+            <w:tcW w:w="10803" w:type="dxa"/>
+            <w:gridSpan w:val="7"/>
+          </w:tcPr>
+          <w:p>
+            <w:pPr>
+              <w:spacing w:before="120" w:after="120"/>
+              <w:jc w:val="left"/>
+            </w:pPr>
+            <w:r>
+              <w:t>{%tr endfor %}</w:t>
             </w:r>
           </w:p>
         </w:tc>
@@ -1903,7 +1937,6 @@
   <w:style w:type="character" w:default="1" w:styleId="DefaultParagraphFont">
     <w:name w:val="Default Paragraph Font"/>
     <w:uiPriority w:val="1"/>
-    <w:semiHidden/>
     <w:unhideWhenUsed/>
   </w:style>
   <w:style w:type="table" w:default="1" w:styleId="TableNormal">

--- a/resources/CV.docx
+++ b/resources/CV.docx
@@ -312,31 +312,35 @@
         <w:rPr>
           <w:sz w:val="24"/>
         </w:rPr>
-        <w:t>{{names | length</w:t>
-      </w:r>
-      <w:proofErr w:type="gramStart"/>
+        <w:t>{{</w:t>
+      </w:r>
+      <w:r>
+        <w:rPr>
+          <w:color w:val="081C36"/>
+          <w:shd w:val="clear" w:color="auto" w:fill="FFFFFF"/>
+        </w:rPr>
+        <w:t xml:space="preserve"> </w:t>
+      </w:r>
+      <w:r>
+        <w:rPr>
+          <w:color w:val="081C36"/>
+          <w:shd w:val="clear" w:color="auto" w:fill="FFFFFF"/>
+        </w:rPr>
+        <w:t xml:space="preserve">passengers </w:t>
+      </w:r>
       <w:r>
         <w:rPr>
           <w:sz w:val="24"/>
         </w:rPr>
-        <w:t>}}</w:t>
-      </w:r>
-      <w:r>
-        <w:rPr>
-          <w:rFonts w:ascii="Microsoft YaHei" w:eastAsia="Microsoft YaHei" w:hAnsi="Microsoft YaHei" w:cs="Microsoft YaHei"/>
-          <w:color w:val="081C36"/>
-          <w:shd w:val="clear" w:color="auto" w:fill="FFFFFF"/>
-        </w:rPr>
-        <w:t>人申请中国签证</w:t>
-      </w:r>
-      <w:proofErr w:type="gramEnd"/>
-      <w:r>
-        <w:rPr>
-          <w:rFonts w:ascii="Microsoft YaHei" w:eastAsia="Microsoft YaHei" w:hAnsi="Microsoft YaHei" w:cs="Microsoft YaHei"/>
-          <w:color w:val="081C36"/>
-          <w:shd w:val="clear" w:color="auto" w:fill="FFFFFF"/>
-        </w:rPr>
-        <w:t>:</w:t>
+        <w:t>| length}}</w:t>
+      </w:r>
+      <w:r>
+        <w:rPr>
+          <w:rFonts w:ascii="Microsoft YaHei" w:eastAsia="Microsoft YaHei" w:hAnsi="Microsoft YaHei" w:cs="Microsoft YaHei"/>
+          <w:color w:val="081C36"/>
+          <w:shd w:val="clear" w:color="auto" w:fill="FFFFFF"/>
+        </w:rPr>
+        <w:t>人申请中国签证:</w:t>
       </w:r>
     </w:p>
     <w:p>
@@ -379,21 +383,7 @@
         <w:rPr>
           <w:sz w:val="24"/>
         </w:rPr>
-        <w:t>{{</w:t>
-      </w:r>
-      <w:proofErr w:type="spellStart"/>
-      <w:r>
-        <w:rPr>
-          <w:sz w:val="24"/>
-        </w:rPr>
-        <w:t>visa_type_first</w:t>
-      </w:r>
-      <w:proofErr w:type="spellEnd"/>
-      <w:r>
-        <w:rPr>
-          <w:sz w:val="24"/>
-        </w:rPr>
-        <w:t>}}</w:t>
+        <w:t>{{visa_type_first}}</w:t>
       </w:r>
       <w:r>
         <w:rPr>
@@ -426,7 +416,7 @@
         <w:rPr>
           <w:sz w:val="24"/>
         </w:rPr>
-        <w:t>{{names | length}}</w:t>
+        <w:t>1</w:t>
       </w:r>
       <w:r>
         <w:rPr>
@@ -466,21 +456,7 @@
         <w:rPr>
           <w:sz w:val="24"/>
         </w:rPr>
-        <w:t>{{</w:t>
-      </w:r>
-      <w:proofErr w:type="spellStart"/>
-      <w:r>
-        <w:rPr>
-          <w:sz w:val="24"/>
-        </w:rPr>
-        <w:t>visa_type_number</w:t>
-      </w:r>
-      <w:proofErr w:type="spellEnd"/>
-      <w:r>
-        <w:rPr>
-          <w:sz w:val="24"/>
-        </w:rPr>
-        <w:t>}}</w:t>
+        <w:t>{{visa_type_number}}</w:t>
       </w:r>
       <w:r>
         <w:rPr>
@@ -512,21 +488,35 @@
         <w:rPr>
           <w:sz w:val="24"/>
         </w:rPr>
-        <w:t>{{</w:t>
-      </w:r>
-      <w:proofErr w:type="spellStart"/>
+        <w:t>{{submit_year_yyyy}}</w:t>
+      </w:r>
       <w:r>
         <w:rPr>
           <w:sz w:val="24"/>
         </w:rPr>
-        <w:t>submit_year_yyyy</w:t>
-      </w:r>
-      <w:proofErr w:type="spellEnd"/>
+        <w:t xml:space="preserve"> </w:t>
+      </w:r>
+      <w:r>
+        <w:rPr>
+          <w:rFonts w:ascii="Microsoft YaHei" w:eastAsia="Microsoft YaHei" w:hAnsi="Microsoft YaHei" w:cs="Microsoft YaHei"/>
+          <w:color w:val="081C36"/>
+          <w:shd w:val="clear" w:color="auto" w:fill="FFFFFF"/>
+        </w:rPr>
+        <w:t>年</w:t>
+      </w:r>
+      <w:r>
+        <w:rPr>
+          <w:rFonts w:ascii="Microsoft YaHei" w:eastAsia="Microsoft YaHei" w:hAnsi="Microsoft YaHei" w:cs="Microsoft YaHei"/>
+          <w:color w:val="081C36"/>
+          <w:shd w:val="clear" w:color="auto" w:fill="FFFFFF"/>
+        </w:rPr>
+        <w:t xml:space="preserve"> </w:t>
+      </w:r>
       <w:r>
         <w:rPr>
           <w:sz w:val="24"/>
         </w:rPr>
-        <w:t>}}</w:t>
+        <w:t>{{submit_month_mm}}</w:t>
       </w:r>
       <w:r>
         <w:rPr>
@@ -540,7 +530,7 @@
           <w:color w:val="081C36"/>
           <w:shd w:val="clear" w:color="auto" w:fill="FFFFFF"/>
         </w:rPr>
-        <w:t>年</w:t>
+        <w:t>月</w:t>
       </w:r>
       <w:r>
         <w:rPr>
@@ -554,63 +544,7 @@
         <w:rPr>
           <w:sz w:val="24"/>
         </w:rPr>
-        <w:t>{{</w:t>
-      </w:r>
-      <w:proofErr w:type="spellStart"/>
-      <w:r>
-        <w:rPr>
-          <w:sz w:val="24"/>
-        </w:rPr>
-        <w:t>submit_month_mm</w:t>
-      </w:r>
-      <w:proofErr w:type="spellEnd"/>
-      <w:r>
-        <w:rPr>
-          <w:sz w:val="24"/>
-        </w:rPr>
-        <w:t>}}</w:t>
-      </w:r>
-      <w:r>
-        <w:rPr>
-          <w:sz w:val="24"/>
-        </w:rPr>
-        <w:t xml:space="preserve"> </w:t>
-      </w:r>
-      <w:r>
-        <w:rPr>
-          <w:rFonts w:ascii="Microsoft YaHei" w:eastAsia="Microsoft YaHei" w:hAnsi="Microsoft YaHei" w:cs="Microsoft YaHei"/>
-          <w:color w:val="081C36"/>
-          <w:shd w:val="clear" w:color="auto" w:fill="FFFFFF"/>
-        </w:rPr>
-        <w:t>月</w:t>
-      </w:r>
-      <w:r>
-        <w:rPr>
-          <w:rFonts w:ascii="Microsoft YaHei" w:eastAsia="Microsoft YaHei" w:hAnsi="Microsoft YaHei" w:cs="Microsoft YaHei"/>
-          <w:color w:val="081C36"/>
-          <w:shd w:val="clear" w:color="auto" w:fill="FFFFFF"/>
-        </w:rPr>
-        <w:t xml:space="preserve"> </w:t>
-      </w:r>
-      <w:r>
-        <w:rPr>
-          <w:sz w:val="24"/>
-        </w:rPr>
-        <w:t>{{</w:t>
-      </w:r>
-      <w:proofErr w:type="spellStart"/>
-      <w:r>
-        <w:rPr>
-          <w:sz w:val="24"/>
-        </w:rPr>
-        <w:t>submit_day_dd</w:t>
-      </w:r>
-      <w:proofErr w:type="spellEnd"/>
-      <w:r>
-        <w:rPr>
-          <w:sz w:val="24"/>
-        </w:rPr>
-        <w:t xml:space="preserve">}} </w:t>
+        <w:t xml:space="preserve">{{submit_day_dd}} </w:t>
       </w:r>
       <w:r>
         <w:rPr>
@@ -927,27 +861,7 @@
                 <w:color w:val="081C36"/>
                 <w:shd w:val="clear" w:color="auto" w:fill="FFFFFF"/>
               </w:rPr>
-              <w:t>{{</w:t>
-            </w:r>
-            <w:proofErr w:type="spellStart"/>
-            <w:proofErr w:type="gramStart"/>
-            <w:r>
-              <w:rPr>
-                <w:rFonts w:eastAsia="Microsoft YaHei"/>
-                <w:color w:val="081C36"/>
-                <w:shd w:val="clear" w:color="auto" w:fill="FFFFFF"/>
-              </w:rPr>
-              <w:t>loop.index</w:t>
-            </w:r>
-            <w:proofErr w:type="spellEnd"/>
-            <w:proofErr w:type="gramEnd"/>
-            <w:r>
-              <w:rPr>
-                <w:rFonts w:eastAsia="Microsoft YaHei"/>
-                <w:color w:val="081C36"/>
-                <w:shd w:val="clear" w:color="auto" w:fill="FFFFFF"/>
-              </w:rPr>
-              <w:t>}}</w:t>
+              <w:t>{{loop.index}}</w:t>
             </w:r>
           </w:p>
         </w:tc>
@@ -960,7 +874,7 @@
               <w:spacing w:before="120" w:after="120"/>
             </w:pPr>
             <w:r>
-              <w:t>{{p.name}}</w:t>
+              <w:t>{{ p.names }}</w:t>
             </w:r>
           </w:p>
         </w:tc>
@@ -975,7 +889,7 @@
               <w:jc w:val="center"/>
             </w:pPr>
             <w:r>
-              <w:t>{{sex}}</w:t>
+              <w:t>{{ p.sex }}</w:t>
             </w:r>
           </w:p>
         </w:tc>
@@ -990,15 +904,7 @@
               <w:jc w:val="center"/>
             </w:pPr>
             <w:r>
-              <w:t>{{</w:t>
-            </w:r>
-            <w:proofErr w:type="spellStart"/>
-            <w:r>
-              <w:t>birth_date_dd_mm_yyyy</w:t>
-            </w:r>
-            <w:proofErr w:type="spellEnd"/>
-            <w:r>
-              <w:t>}}</w:t>
+              <w:t>{{ p.birth_date_dd_mm_yyyy }}</w:t>
             </w:r>
           </w:p>
         </w:tc>
@@ -1013,7 +919,7 @@
               <w:jc w:val="center"/>
             </w:pPr>
             <w:r>
-              <w:t>{{nationality}}</w:t>
+              <w:t>{{ p.nationality }}</w:t>
             </w:r>
           </w:p>
         </w:tc>
@@ -1027,15 +933,7 @@
               <w:spacing w:before="120" w:after="120"/>
             </w:pPr>
             <w:r>
-              <w:t>{{</w:t>
-            </w:r>
-            <w:proofErr w:type="spellStart"/>
-            <w:r>
-              <w:t>passportNo</w:t>
-            </w:r>
-            <w:proofErr w:type="spellEnd"/>
-            <w:r>
-              <w:t>}}</w:t>
+              <w:t>{{passportNo}}</w:t>
             </w:r>
           </w:p>
         </w:tc>
@@ -1050,15 +948,7 @@
               <w:jc w:val="center"/>
             </w:pPr>
             <w:r>
-              <w:t>{{</w:t>
-            </w:r>
-            <w:proofErr w:type="spellStart"/>
-            <w:r>
-              <w:t>expired_day_dd_mm_yyyy</w:t>
-            </w:r>
-            <w:proofErr w:type="spellEnd"/>
-            <w:r>
-              <w:t>}}</w:t>
+              <w:t>{{ p.expired_day_dd_mm_yyyy }}</w:t>
             </w:r>
           </w:p>
         </w:tc>
@@ -1140,85 +1030,43 @@
         <w:rPr>
           <w:sz w:val="24"/>
         </w:rPr>
-        <w:t>{{</w:t>
-      </w:r>
-      <w:proofErr w:type="spellStart"/>
+        <w:t xml:space="preserve">{{submit_year_yyyy}} </w:t>
+      </w:r>
+      <w:r>
+        <w:rPr>
+          <w:rFonts w:ascii="Microsoft YaHei" w:eastAsia="Microsoft YaHei" w:hAnsi="Microsoft YaHei" w:cs="Microsoft YaHei" w:hint="eastAsia"/>
+          <w:color w:val="081C36"/>
+          <w:shd w:val="clear" w:color="auto" w:fill="FFFFFF"/>
+        </w:rPr>
+        <w:t>年</w:t>
+      </w:r>
+      <w:r>
+        <w:rPr>
+          <w:rFonts w:ascii="Microsoft YaHei" w:eastAsia="Microsoft YaHei" w:hAnsi="Microsoft YaHei" w:cs="Microsoft YaHei" w:hint="eastAsia"/>
+          <w:color w:val="081C36"/>
+          <w:shd w:val="clear" w:color="auto" w:fill="FFFFFF"/>
+        </w:rPr>
+        <w:t xml:space="preserve"> </w:t>
+      </w:r>
       <w:r>
         <w:rPr>
           <w:sz w:val="24"/>
         </w:rPr>
-        <w:t>submit_year_yyyy</w:t>
-      </w:r>
-      <w:proofErr w:type="spellEnd"/>
+        <w:t xml:space="preserve">{{submit_month_mm}} </w:t>
+      </w:r>
+      <w:r>
+        <w:rPr>
+          <w:rFonts w:ascii="Microsoft YaHei" w:eastAsia="Microsoft YaHei" w:hAnsi="Microsoft YaHei" w:cs="Microsoft YaHei" w:hint="eastAsia"/>
+          <w:color w:val="081C36"/>
+          <w:shd w:val="clear" w:color="auto" w:fill="FFFFFF"/>
+        </w:rPr>
+        <w:t>月</w:t>
+      </w:r>
       <w:r>
         <w:rPr>
           <w:sz w:val="24"/>
         </w:rPr>
-        <w:t xml:space="preserve">}} </w:t>
-      </w:r>
-      <w:r>
-        <w:rPr>
-          <w:rFonts w:ascii="Microsoft YaHei" w:eastAsia="Microsoft YaHei" w:hAnsi="Microsoft YaHei" w:cs="Microsoft YaHei" w:hint="eastAsia"/>
-          <w:color w:val="081C36"/>
-          <w:shd w:val="clear" w:color="auto" w:fill="FFFFFF"/>
-        </w:rPr>
-        <w:t>年</w:t>
-      </w:r>
-      <w:r>
-        <w:rPr>
-          <w:rFonts w:ascii="Microsoft YaHei" w:eastAsia="Microsoft YaHei" w:hAnsi="Microsoft YaHei" w:cs="Microsoft YaHei" w:hint="eastAsia"/>
-          <w:color w:val="081C36"/>
-          <w:shd w:val="clear" w:color="auto" w:fill="FFFFFF"/>
-        </w:rPr>
-        <w:t xml:space="preserve"> </w:t>
-      </w:r>
-      <w:r>
-        <w:rPr>
-          <w:sz w:val="24"/>
-        </w:rPr>
-        <w:t>{{</w:t>
-      </w:r>
-      <w:proofErr w:type="spellStart"/>
-      <w:r>
-        <w:rPr>
-          <w:sz w:val="24"/>
-        </w:rPr>
-        <w:t>submit_month_mm</w:t>
-      </w:r>
-      <w:proofErr w:type="spellEnd"/>
-      <w:r>
-        <w:rPr>
-          <w:sz w:val="24"/>
-        </w:rPr>
-        <w:t xml:space="preserve">}} </w:t>
-      </w:r>
-      <w:r>
-        <w:rPr>
-          <w:rFonts w:ascii="Microsoft YaHei" w:eastAsia="Microsoft YaHei" w:hAnsi="Microsoft YaHei" w:cs="Microsoft YaHei" w:hint="eastAsia"/>
-          <w:color w:val="081C36"/>
-          <w:shd w:val="clear" w:color="auto" w:fill="FFFFFF"/>
-        </w:rPr>
-        <w:t>月</w:t>
-      </w:r>
-      <w:r>
-        <w:rPr>
-          <w:sz w:val="24"/>
-        </w:rPr>
-        <w:t>{{</w:t>
-      </w:r>
-      <w:proofErr w:type="spellStart"/>
-      <w:r>
-        <w:rPr>
-          <w:sz w:val="24"/>
-        </w:rPr>
-        <w:t>submit_day_dd</w:t>
-      </w:r>
-      <w:proofErr w:type="spellEnd"/>
-      <w:r>
-        <w:rPr>
-          <w:sz w:val="24"/>
-        </w:rPr>
-        <w:t>}}</w:t>
+        <w:t>{{submit_day_dd}}</w:t>
       </w:r>
       <w:r>
         <w:rPr>

--- a/resources/CV.docx
+++ b/resources/CV.docx
@@ -383,7 +383,21 @@
         <w:rPr>
           <w:sz w:val="24"/>
         </w:rPr>
-        <w:t>{{visa_type_first}}</w:t>
+        <w:t>{{</w:t>
+      </w:r>
+      <w:proofErr w:type="spellStart"/>
+      <w:r>
+        <w:rPr>
+          <w:sz w:val="24"/>
+        </w:rPr>
+        <w:t>visa_type_first</w:t>
+      </w:r>
+      <w:proofErr w:type="spellEnd"/>
+      <w:r>
+        <w:rPr>
+          <w:sz w:val="24"/>
+        </w:rPr>
+        <w:t>}}</w:t>
       </w:r>
       <w:r>
         <w:rPr>
@@ -456,7 +470,21 @@
         <w:rPr>
           <w:sz w:val="24"/>
         </w:rPr>
-        <w:t>{{visa_type_number}}</w:t>
+        <w:t>{{</w:t>
+      </w:r>
+      <w:proofErr w:type="spellStart"/>
+      <w:r>
+        <w:rPr>
+          <w:sz w:val="24"/>
+        </w:rPr>
+        <w:t>visa_type_number</w:t>
+      </w:r>
+      <w:proofErr w:type="spellEnd"/>
+      <w:r>
+        <w:rPr>
+          <w:sz w:val="24"/>
+        </w:rPr>
+        <w:t>}}</w:t>
       </w:r>
       <w:r>
         <w:rPr>
@@ -488,7 +516,21 @@
         <w:rPr>
           <w:sz w:val="24"/>
         </w:rPr>
-        <w:t>{{submit_year_yyyy}}</w:t>
+        <w:t>{{</w:t>
+      </w:r>
+      <w:proofErr w:type="spellStart"/>
+      <w:r>
+        <w:rPr>
+          <w:sz w:val="24"/>
+        </w:rPr>
+        <w:t>submit_year_yyyy</w:t>
+      </w:r>
+      <w:proofErr w:type="spellEnd"/>
+      <w:r>
+        <w:rPr>
+          <w:sz w:val="24"/>
+        </w:rPr>
+        <w:t>}}</w:t>
       </w:r>
       <w:r>
         <w:rPr>
@@ -516,7 +558,21 @@
         <w:rPr>
           <w:sz w:val="24"/>
         </w:rPr>
-        <w:t>{{submit_month_mm}}</w:t>
+        <w:t>{{</w:t>
+      </w:r>
+      <w:proofErr w:type="spellStart"/>
+      <w:r>
+        <w:rPr>
+          <w:sz w:val="24"/>
+        </w:rPr>
+        <w:t>submit_month_mm</w:t>
+      </w:r>
+      <w:proofErr w:type="spellEnd"/>
+      <w:r>
+        <w:rPr>
+          <w:sz w:val="24"/>
+        </w:rPr>
+        <w:t>}}</w:t>
       </w:r>
       <w:r>
         <w:rPr>
@@ -544,7 +600,21 @@
         <w:rPr>
           <w:sz w:val="24"/>
         </w:rPr>
-        <w:t xml:space="preserve">{{submit_day_dd}} </w:t>
+        <w:t>{{</w:t>
+      </w:r>
+      <w:proofErr w:type="spellStart"/>
+      <w:r>
+        <w:rPr>
+          <w:sz w:val="24"/>
+        </w:rPr>
+        <w:t>submit_day_dd</w:t>
+      </w:r>
+      <w:proofErr w:type="spellEnd"/>
+      <w:r>
+        <w:rPr>
+          <w:sz w:val="24"/>
+        </w:rPr>
+        <w:t xml:space="preserve">}} </w:t>
       </w:r>
       <w:r>
         <w:rPr>
@@ -861,7 +931,25 @@
                 <w:color w:val="081C36"/>
                 <w:shd w:val="clear" w:color="auto" w:fill="FFFFFF"/>
               </w:rPr>
-              <w:t>{{loop.index}}</w:t>
+              <w:t>{{</w:t>
+            </w:r>
+            <w:proofErr w:type="spellStart"/>
+            <w:r>
+              <w:rPr>
+                <w:rFonts w:eastAsia="Microsoft YaHei"/>
+                <w:color w:val="081C36"/>
+                <w:shd w:val="clear" w:color="auto" w:fill="FFFFFF"/>
+              </w:rPr>
+              <w:t>loop.index</w:t>
+            </w:r>
+            <w:proofErr w:type="spellEnd"/>
+            <w:r>
+              <w:rPr>
+                <w:rFonts w:eastAsia="Microsoft YaHei"/>
+                <w:color w:val="081C36"/>
+                <w:shd w:val="clear" w:color="auto" w:fill="FFFFFF"/>
+              </w:rPr>
+              <w:t>}}</w:t>
             </w:r>
           </w:p>
         </w:tc>
@@ -874,7 +962,13 @@
               <w:spacing w:before="120" w:after="120"/>
             </w:pPr>
             <w:r>
-              <w:t>{{ p.names }}</w:t>
+              <w:t>{{ p.name</w:t>
+            </w:r>
+            <w:r>
+              <w:t xml:space="preserve"> </w:t>
+            </w:r>
+            <w:r>
+              <w:t>}}</w:t>
             </w:r>
           </w:p>
         </w:tc>
@@ -889,7 +983,15 @@
               <w:jc w:val="center"/>
             </w:pPr>
             <w:r>
-              <w:t>{{ p.sex }}</w:t>
+              <w:t xml:space="preserve">{{ </w:t>
+            </w:r>
+            <w:proofErr w:type="spellStart"/>
+            <w:r>
+              <w:t>p.sex</w:t>
+            </w:r>
+            <w:proofErr w:type="spellEnd"/>
+            <w:r>
+              <w:t xml:space="preserve"> }}</w:t>
             </w:r>
           </w:p>
         </w:tc>
@@ -904,7 +1006,15 @@
               <w:jc w:val="center"/>
             </w:pPr>
             <w:r>
-              <w:t>{{ p.birth_date_dd_mm_yyyy }}</w:t>
+              <w:t xml:space="preserve">{{ </w:t>
+            </w:r>
+            <w:proofErr w:type="spellStart"/>
+            <w:r>
+              <w:t>p.birth_date_dd_mm_yyyy</w:t>
+            </w:r>
+            <w:proofErr w:type="spellEnd"/>
+            <w:r>
+              <w:t xml:space="preserve"> }}</w:t>
             </w:r>
           </w:p>
         </w:tc>
@@ -919,7 +1029,15 @@
               <w:jc w:val="center"/>
             </w:pPr>
             <w:r>
-              <w:t>{{ p.nationality }}</w:t>
+              <w:t xml:space="preserve">{{ </w:t>
+            </w:r>
+            <w:proofErr w:type="spellStart"/>
+            <w:r>
+              <w:t>p.nationality</w:t>
+            </w:r>
+            <w:proofErr w:type="spellEnd"/>
+            <w:r>
+              <w:t xml:space="preserve"> }}</w:t>
             </w:r>
           </w:p>
         </w:tc>
@@ -933,7 +1051,18 @@
               <w:spacing w:before="120" w:after="120"/>
             </w:pPr>
             <w:r>
-              <w:t>{{passportNo}}</w:t>
+              <w:t>{{</w:t>
+            </w:r>
+            <w:proofErr w:type="spellStart"/>
+            <w:r>
+              <w:t>p.</w:t>
+            </w:r>
+            <w:r>
+              <w:t>passportNo</w:t>
+            </w:r>
+            <w:proofErr w:type="spellEnd"/>
+            <w:r>
+              <w:t>}}</w:t>
             </w:r>
           </w:p>
         </w:tc>
@@ -948,7 +1077,15 @@
               <w:jc w:val="center"/>
             </w:pPr>
             <w:r>
-              <w:t>{{ p.expired_day_dd_mm_yyyy }}</w:t>
+              <w:t xml:space="preserve">{{ </w:t>
+            </w:r>
+            <w:proofErr w:type="spellStart"/>
+            <w:r>
+              <w:t>p.expired_day_dd_mm_yyyy</w:t>
+            </w:r>
+            <w:proofErr w:type="spellEnd"/>
+            <w:r>
+              <w:t xml:space="preserve"> }}</w:t>
             </w:r>
           </w:p>
         </w:tc>
@@ -968,7 +1105,15 @@
               <w:jc w:val="left"/>
             </w:pPr>
             <w:r>
-              <w:t>{%tr endfor %}</w:t>
+              <w:t xml:space="preserve">{%tr </w:t>
+            </w:r>
+            <w:proofErr w:type="spellStart"/>
+            <w:r>
+              <w:t>endfor</w:t>
+            </w:r>
+            <w:proofErr w:type="spellEnd"/>
+            <w:r>
+              <w:t xml:space="preserve"> %}</w:t>
             </w:r>
           </w:p>
         </w:tc>
@@ -1030,7 +1175,21 @@
         <w:rPr>
           <w:sz w:val="24"/>
         </w:rPr>
-        <w:t xml:space="preserve">{{submit_year_yyyy}} </w:t>
+        <w:t>{{</w:t>
+      </w:r>
+      <w:proofErr w:type="spellStart"/>
+      <w:r>
+        <w:rPr>
+          <w:sz w:val="24"/>
+        </w:rPr>
+        <w:t>submit_year_yyyy</w:t>
+      </w:r>
+      <w:proofErr w:type="spellEnd"/>
+      <w:r>
+        <w:rPr>
+          <w:sz w:val="24"/>
+        </w:rPr>
+        <w:t xml:space="preserve">}} </w:t>
       </w:r>
       <w:r>
         <w:rPr>
@@ -1052,7 +1211,21 @@
         <w:rPr>
           <w:sz w:val="24"/>
         </w:rPr>
-        <w:t xml:space="preserve">{{submit_month_mm}} </w:t>
+        <w:t>{{</w:t>
+      </w:r>
+      <w:proofErr w:type="spellStart"/>
+      <w:r>
+        <w:rPr>
+          <w:sz w:val="24"/>
+        </w:rPr>
+        <w:t>submit_month_mm</w:t>
+      </w:r>
+      <w:proofErr w:type="spellEnd"/>
+      <w:r>
+        <w:rPr>
+          <w:sz w:val="24"/>
+        </w:rPr>
+        <w:t xml:space="preserve">}} </w:t>
       </w:r>
       <w:r>
         <w:rPr>
@@ -1066,7 +1239,21 @@
         <w:rPr>
           <w:sz w:val="24"/>
         </w:rPr>
-        <w:t>{{submit_day_dd}}</w:t>
+        <w:t>{{</w:t>
+      </w:r>
+      <w:proofErr w:type="spellStart"/>
+      <w:r>
+        <w:rPr>
+          <w:sz w:val="24"/>
+        </w:rPr>
+        <w:t>submit_day_dd</w:t>
+      </w:r>
+      <w:proofErr w:type="spellEnd"/>
+      <w:r>
+        <w:rPr>
+          <w:sz w:val="24"/>
+        </w:rPr>
+        <w:t>}}</w:t>
       </w:r>
       <w:r>
         <w:rPr>

--- a/resources/CV.docx
+++ b/resources/CV.docx
@@ -413,9 +413,7 @@
       <w:pPr>
         <w:spacing w:before="120" w:after="120"/>
         <w:rPr>
-          <w:rFonts w:ascii="Microsoft YaHei" w:eastAsia="Microsoft YaHei" w:hAnsi="Microsoft YaHei" w:cs="Microsoft YaHei"/>
-          <w:color w:val="081C36"/>
-          <w:shd w:val="clear" w:color="auto" w:fill="FFFFFF"/>
+          <w:sz w:val="24"/>
         </w:rPr>
       </w:pPr>
       <w:r>
@@ -430,7 +428,21 @@
         <w:rPr>
           <w:sz w:val="24"/>
         </w:rPr>
-        <w:t>1</w:t>
+        <w:t>{{</w:t>
+      </w:r>
+      <w:proofErr w:type="spellStart"/>
+      <w:r>
+        <w:rPr>
+          <w:sz w:val="24"/>
+        </w:rPr>
+        <w:t>entry_type_show</w:t>
+      </w:r>
+      <w:proofErr w:type="spellEnd"/>
+      <w:r>
+        <w:rPr>
+          <w:sz w:val="24"/>
+        </w:rPr>
+        <w:t>}}</w:t>
       </w:r>
       <w:r>
         <w:rPr>
